--- a/docs/16_SIMULADOR_DEL_DISPOSITIVO.docx
+++ b/docs/16_SIMULADOR_DEL_DISPOSITIVO.docx
@@ -1001,7 +1001,7 @@
                 <w:b w:val="0"/>
                 <w:sz w:val="20"/>
               </w:rPr>
-              <w:t>87 casos, todos aprobados (3,27 s)</w:t>
+              <w:t>90 casos, todos aprobados</w:t>
             </w:r>
           </w:p>
         </w:tc>

--- a/docs/16_SIMULADOR_DEL_DISPOSITIVO.docx
+++ b/docs/16_SIMULADOR_DEL_DISPOSITIVO.docx
@@ -115,6 +115,15 @@
           <w:b w:val="0"/>
           <w:sz w:val="22"/>
         </w:rPr>
+        <w:t>Actualizado: 25 de septiembre de 2026</w:t>
+      </w:r>
+    </w:p>
+    <w:p>
+      <w:r>
+        <w:rPr>
+          <w:b w:val="0"/>
+          <w:sz w:val="22"/>
+        </w:rPr>
         <w:t>Requisito que atiende: el entregable E2 pide la aplicación funcionando contra la</w:t>
       </w:r>
     </w:p>
@@ -124,7 +133,7 @@
           <w:b w:val="0"/>
           <w:sz w:val="22"/>
         </w:rPr>
-        <w:t>API publicada con dispositivo simulado: una alerta generada por un valor fuera de</w:t>
+        <w:t>API publicada con un dispositivo que envíe lecturas, de modo que una alerta generada</w:t>
       </w:r>
     </w:p>
     <w:p>
@@ -133,7 +142,61 @@
           <w:b w:val="0"/>
           <w:sz w:val="22"/>
         </w:rPr>
-        <w:t>rango tiene que poder verse en el panel.</w:t>
+        <w:t>por un valor fuera de rango pueda verse en el panel.</w:t>
+      </w:r>
+    </w:p>
+    <w:p>
+      <w:r>
+        <w:rPr>
+          <w:b w:val="0"/>
+          <w:sz w:val="22"/>
+        </w:rPr>
+        <w:t>&gt; Nota de actualización. El módulo real ya está construido, calibrado y publicando</w:t>
+      </w:r>
+    </w:p>
+    <w:p>
+      <w:r>
+        <w:rPr>
+          <w:b w:val="0"/>
+          <w:sz w:val="22"/>
+        </w:rPr>
+        <w:t>&gt; en producción (hardware/). El simulador conserva su utilidad por tres motivos:</w:t>
+      </w:r>
+    </w:p>
+    <w:p>
+      <w:r>
+        <w:rPr>
+          <w:b w:val="0"/>
+          <w:sz w:val="22"/>
+        </w:rPr>
+        <w:t>&gt; permite probar el servicio sin hardware, sirve de plan B en la demostración si</w:t>
+      </w:r>
+    </w:p>
+    <w:p>
+      <w:r>
+        <w:rPr>
+          <w:b w:val="0"/>
+          <w:sz w:val="22"/>
+        </w:rPr>
+        <w:t>&gt; falla la red del aula, y es la herramienta con la que se fuerza una alerta sin</w:t>
+      </w:r>
+    </w:p>
+    <w:p>
+      <w:r>
+        <w:rPr>
+          <w:b w:val="0"/>
+          <w:sz w:val="22"/>
+        </w:rPr>
+        <w:t>&gt; esperar a que el cultivo se desvíe. El guion de la demostración vigente está en</w:t>
+      </w:r>
+    </w:p>
+    <w:p>
+      <w:r>
+        <w:rPr>
+          <w:b w:val="0"/>
+          <w:sz w:val="22"/>
+        </w:rPr>
+        <w:t>&gt; docs/17_GUION_DE_LA_DEMOSTRACION.md.</w:t>
       </w:r>
     </w:p>
     <w:p>
@@ -315,7 +378,7 @@
           <w:b w:val="0"/>
           <w:sz w:val="22"/>
         </w:rPr>
-        <w:t>El ESP32 real todavía no está construido —su modelo está por definir—, de modo que el</w:t>
+        <w:t>El simulador ocupa el lugar del dispositivo: envía las lecturas por el mismo</w:t>
       </w:r>
     </w:p>
     <w:p>
@@ -324,7 +387,7 @@
           <w:b w:val="0"/>
           <w:sz w:val="22"/>
         </w:rPr>
-        <w:t>camino automático quedaría sin demostrar. El simulador **ocupa el lugar del</w:t>
+        <w:t>endpoint, con la misma clave y el mismo cuerpo que envía el firmware, de manera que el</w:t>
       </w:r>
     </w:p>
     <w:p>
@@ -333,7 +396,7 @@
           <w:b w:val="0"/>
           <w:sz w:val="22"/>
         </w:rPr>
-        <w:t>dispositivo**: envía las lecturas por el mismo endpoint, con la misma clave y el mismo</w:t>
+        <w:t>servicio no distingue una lectura simulada de una real. Eso permite probar el flujo</w:t>
       </w:r>
     </w:p>
     <w:p>
@@ -342,7 +405,7 @@
           <w:b w:val="0"/>
           <w:sz w:val="22"/>
         </w:rPr>
-        <w:t>cuerpo que enviará el firmware, de manera que el servicio no distingue una lectura</w:t>
+        <w:t>completo —adquisición, evaluación contra el rango del perfil, almacenamiento y</w:t>
       </w:r>
     </w:p>
     <w:p>
@@ -351,16 +414,7 @@
           <w:b w:val="0"/>
           <w:sz w:val="22"/>
         </w:rPr>
-        <w:t>simulada de una real. Eso permite demostrar el flujo completo —adquisición, evaluación</w:t>
-      </w:r>
-    </w:p>
-    <w:p>
-      <w:r>
-        <w:rPr>
-          <w:b w:val="0"/>
-          <w:sz w:val="22"/>
-        </w:rPr>
-        <w:t>contra el rango del perfil, almacenamiento y alerta— sin hardware.</w:t>
+        <w:t>alerta— sin hardware, y forzar una alerta a voluntad.</w:t>
       </w:r>
     </w:p>
     <w:p>
@@ -396,7 +450,16 @@
           <w:b w:val="0"/>
           <w:sz w:val="22"/>
         </w:rPr>
-        <w:t>petición puede demorar hasta sesenta segundos.</w:t>
+        <w:t>petición puede demorar hasta sesenta segundos. El firmware lo cumple, con una cola</w:t>
+      </w:r>
+    </w:p>
+    <w:p>
+      <w:r>
+        <w:rPr>
+          <w:b w:val="0"/>
+          <w:sz w:val="22"/>
+        </w:rPr>
+        <w:t>en memoria no volátil que además sobrevive al corte de energía.</w:t>
       </w:r>
     </w:p>
     <w:p>
@@ -496,7 +559,7 @@
                 <w:b w:val="0"/>
                 <w:sz w:val="20"/>
               </w:rPr>
-              <w:t>Enviar las siete variables una vez (lo más útil para la demostración)</w:t>
+              <w:t>Enviar las seis variables una vez (lo más útil para la demostración)</w:t>
             </w:r>
           </w:p>
         </w:tc>
@@ -770,8 +833,6 @@
         <w:br/>
         <w:t xml:space="preserve">    humedad            59.53 %       201  dentro</w:t>
         <w:br/>
-        <w:t xml:space="preserve">    nivel_agua         18.53 cm      201  sin_rango</w:t>
-        <w:br/>
         <w:br/>
         <w:t xml:space="preserve">  Lecturas intentadas:                  7</w:t>
         <w:br/>
@@ -798,7 +859,7 @@
           <w:b w:val="0"/>
           <w:sz w:val="22"/>
         </w:rPr>
-        <w:t>evaluado como bajo, que es lo que genera la alerta que aparece en el panel. La</w:t>
+        <w:t>evaluado como bajo, que es lo que genera la alerta que aparece en el panel. El</w:t>
       </w:r>
     </w:p>
     <w:p>
@@ -807,7 +868,7 @@
           <w:b w:val="0"/>
           <w:sz w:val="22"/>
         </w:rPr>
-        <w:t>variable nivel_agua informa sin_rango porque el perfil de demostración no tiene</w:t>
+        <w:t>sistema admite que una variable no tenga rango configurado y en ese caso informa</w:t>
       </w:r>
     </w:p>
     <w:p>
@@ -816,7 +877,16 @@
           <w:b w:val="0"/>
           <w:sz w:val="22"/>
         </w:rPr>
-        <w:t>rango configurado para ella: el sistema no inventa una alerta sin rango de referencia.</w:t>
+        <w:t>sin_rango, sin inventar una alerta; hoy el perfil de demostración define un rango</w:t>
+      </w:r>
+    </w:p>
+    <w:p>
+      <w:r>
+        <w:rPr>
+          <w:b w:val="0"/>
+          <w:sz w:val="22"/>
+        </w:rPr>
+        <w:t>para las seis variables del catálogo.</w:t>
       </w:r>
     </w:p>
     <w:p>
@@ -1101,7 +1171,7 @@
           <w:b w:val="0"/>
           <w:sz w:val="22"/>
         </w:rPr>
-        <w:t>lecturas: siete documentos por envío, más un documento en alertas por cada valor</w:t>
+        <w:t>lecturas: seis documentos por envío, más un documento en alertas por cada valor</w:t>
       </w:r>
     </w:p>
     <w:p>
@@ -1656,6 +1726,42 @@
         <w:t>5. Guion para la demostración del E2</w:t>
       </w:r>
     </w:p>
+    <w:p>
+      <w:r>
+        <w:rPr>
+          <w:b w:val="0"/>
+          <w:sz w:val="22"/>
+        </w:rPr>
+        <w:t>&gt; El guion vigente está en docs/17_GUION_DE_LA_DEMOSTRACION.md, que ya contempla</w:t>
+      </w:r>
+    </w:p>
+    <w:p>
+      <w:r>
+        <w:rPr>
+          <w:b w:val="0"/>
+          <w:sz w:val="22"/>
+        </w:rPr>
+        <w:t>&gt; el módulo real como protagonista y deja al simulador como plan B. El que sigue se</w:t>
+      </w:r>
+    </w:p>
+    <w:p>
+      <w:r>
+        <w:rPr>
+          <w:b w:val="0"/>
+          <w:sz w:val="22"/>
+        </w:rPr>
+        <w:t>&gt; conserva como referencia del procedimiento alternativo: es el que se usa cuando no</w:t>
+      </w:r>
+    </w:p>
+    <w:p>
+      <w:r>
+        <w:rPr>
+          <w:b w:val="0"/>
+          <w:sz w:val="22"/>
+        </w:rPr>
+        <w:t>&gt; hay módulo o no hay red.</w:t>
+      </w:r>
+    </w:p>
     <w:tbl>
       <w:tblPr>
         <w:tblStyle w:val="TableGrid"/>
@@ -1751,7 +1857,7 @@
                 <w:b w:val="0"/>
                 <w:sz w:val="20"/>
               </w:rPr>
-              <w:t>El panel con el estado de las siete variables</w:t>
+              <w:t>El panel con el estado de las seis variables</w:t>
             </w:r>
           </w:p>
         </w:tc>
@@ -1795,7 +1901,7 @@
                 <w:b w:val="0"/>
                 <w:sz w:val="20"/>
               </w:rPr>
-              <w:t>Siete lecturas almacenadas con origen automático</w:t>
+              <w:t>Seis lecturas almacenadas con origen automático</w:t>
             </w:r>
           </w:p>
         </w:tc>
